--- a/old_system_reference/委製需求明細.docx
+++ b/old_system_reference/委製需求明細.docx
@@ -3,717 +3,751 @@
 <w:document xmlns:wpc="http://schemas.microsoft.com/office/word/2010/wordprocessingCanvas" xmlns:cx="http://schemas.microsoft.com/office/drawing/2014/chartex" xmlns:cx1="http://schemas.microsoft.com/office/drawing/2015/9/8/chartex" xmlns:cx2="http://schemas.microsoft.com/office/drawing/2015/10/21/chartex" xmlns:cx3="http://schemas.microsoft.com/office/drawing/2016/5/9/chartex" xmlns:cx4="http://schemas.microsoft.com/office/drawing/2016/5/10/chartex" xmlns:cx5="http://schemas.microsoft.com/office/drawing/2016/5/11/chartex" xmlns:cx6="http://schemas.microsoft.com/office/drawing/2016/5/12/chartex" xmlns:cx7="http://schemas.microsoft.com/office/drawing/2016/5/13/chartex" xmlns:cx8="http://schemas.microsoft.com/office/drawing/2016/5/14/chartex" xmlns:mc="http://schemas.openxmlformats.org/markup-compatibility/2006" xmlns:aink="http://schemas.microsoft.com/office/drawing/2016/ink" xmlns:am3d="http://schemas.microsoft.com/office/drawing/2017/model3d" xmlns:o="urn:schemas-microsoft-com:office:office" xmlns:oel="http://schemas.microsoft.com/office/2019/extlst" xmlns:r="http://schemas.openxmlformats.org/officeDocument/2006/relationships" xmlns:m="http://schemas.openxmlformats.org/officeDocument/2006/math" xmlns:v="urn:schemas-microsoft-com:vml" xmlns:wp14="http://schemas.microsoft.com/office/word/2010/wordprocessingDrawing" xmlns:wp="http://schemas.openxmlformats.org/drawingml/2006/wordprocessingDrawing" xmlns:w10="urn:schemas-microsoft-com:office:word" xmlns:w="http://schemas.openxmlformats.org/wordprocessingml/2006/main" xmlns:w14="http://schemas.microsoft.com/office/word/2010/wordml" xmlns:w15="http://schemas.microsoft.com/office/word/2012/wordml" xmlns:w16cex="http://schemas.microsoft.com/office/word/2018/wordml/cex" xmlns:w16cid="http://schemas.microsoft.com/office/word/2016/wordml/cid" xmlns:w16="http://schemas.microsoft.com/office/word/2018/wordml" xmlns:w16du="http://schemas.microsoft.com/office/word/2023/wordml/word16du" xmlns:w16sdtdh="http://schemas.microsoft.com/office/word/2020/wordml/sdtdatahash" xmlns:w16sdtfl="http://schemas.microsoft.com/office/word/2024/wordml/sdtformatlock" xmlns:w16se="http://schemas.microsoft.com/office/word/2015/wordml/symex" xmlns:wpg="http://schemas.microsoft.com/office/word/2010/wordprocessingGroup" xmlns:wpi="http://schemas.microsoft.com/office/word/2010/wordprocessingInk" xmlns:wne="http://schemas.microsoft.com/office/word/2006/wordml" xmlns:wps="http://schemas.microsoft.com/office/word/2010/wordprocessingShape" mc:Ignorable="w14 w15 w16se w16cid w16 w16cex w16sdtdh w16sdtfl w16du wp14">
   <w:body>
     <w:p>
-      <w:r>
-        <w:rPr>
-          <w:rFonts w:hint="eastAsia"/>
-        </w:rPr>
-        <w:t>1.</w:t>
-      </w:r>
-      <w:r>
-        <w:rPr>
-          <w:rFonts w:hint="eastAsia"/>
-        </w:rPr>
-        <w:t>刪除雅虎平台</w:t>
-      </w:r>
-      <w:r>
-        <w:rPr>
-          <w:rFonts w:hint="eastAsia"/>
-        </w:rPr>
-        <w:t xml:space="preserve">, </w:t>
-      </w:r>
-      <w:r>
-        <w:rPr>
-          <w:rFonts w:hint="eastAsia"/>
-        </w:rPr>
-        <w:t>新增</w:t>
-      </w:r>
-      <w:proofErr w:type="spellStart"/>
-      <w:r>
-        <w:rPr>
-          <w:rFonts w:hint="eastAsia"/>
-        </w:rPr>
-        <w:t>mo</w:t>
-      </w:r>
-      <w:proofErr w:type="spellEnd"/>
-      <w:r>
-        <w:rPr>
-          <w:rFonts w:hint="eastAsia"/>
-        </w:rPr>
-        <w:t>店</w:t>
-      </w:r>
-      <w:r>
-        <w:rPr>
-          <w:rFonts w:hint="eastAsia"/>
-        </w:rPr>
-        <w:t>/</w:t>
-      </w:r>
-      <w:proofErr w:type="spellStart"/>
-      <w:r>
-        <w:rPr>
-          <w:rFonts w:hint="eastAsia"/>
-        </w:rPr>
-        <w:t>easystore</w:t>
-      </w:r>
-      <w:proofErr w:type="spellEnd"/>
-    </w:p>
-    <w:p/>
-    <w:p>
-      <w:r>
-        <w:rPr>
-          <w:rFonts w:hint="eastAsia"/>
-        </w:rPr>
-        <w:t>2.</w:t>
-      </w:r>
-      <w:r>
-        <w:rPr>
-          <w:rFonts w:hint="eastAsia"/>
-        </w:rPr>
-        <w:t>刪除分類</w:t>
-      </w:r>
-      <w:r>
-        <w:rPr>
-          <w:rFonts w:hint="eastAsia"/>
-        </w:rPr>
-        <w:t>A/B</w:t>
-      </w:r>
-      <w:r>
-        <w:rPr>
-          <w:rFonts w:hint="eastAsia"/>
-        </w:rPr>
-        <w:t>報表，統一合併為一個報表</w:t>
-      </w:r>
-    </w:p>
-    <w:p>
-      <w:r>
-        <w:rPr>
-          <w:rFonts w:hint="eastAsia"/>
-        </w:rPr>
-        <w:t>-</w:t>
-      </w:r>
-      <w:r>
-        <w:rPr>
-          <w:rFonts w:hint="eastAsia"/>
-        </w:rPr>
-        <w:t>入庫人可以</w:t>
-      </w:r>
-      <w:proofErr w:type="gramStart"/>
-      <w:r>
-        <w:rPr>
-          <w:rFonts w:hint="eastAsia"/>
-        </w:rPr>
-        <w:t>刪</w:t>
-      </w:r>
-      <w:proofErr w:type="gramEnd"/>
-      <w:r>
-        <w:rPr>
-          <w:rFonts w:hint="eastAsia"/>
-        </w:rPr>
-        <w:t>掉</w:t>
-      </w:r>
-    </w:p>
-    <w:p>
-      <w:r>
-        <w:rPr>
-          <w:rFonts w:hint="eastAsia"/>
-        </w:rPr>
-        <w:t>-</w:t>
-      </w:r>
-      <w:r>
-        <w:rPr>
-          <w:rFonts w:hint="eastAsia"/>
-        </w:rPr>
-        <w:t>出庫的出庫人可刪除</w:t>
-      </w:r>
-      <w:r>
-        <w:rPr>
-          <w:rFonts w:hint="eastAsia"/>
-        </w:rPr>
-        <w:t xml:space="preserve"> column</w:t>
-      </w:r>
-    </w:p>
-    <w:p>
-      <w:r>
-        <w:rPr>
-          <w:rFonts w:hint="eastAsia"/>
-        </w:rPr>
-        <w:t>-</w:t>
-      </w:r>
-      <w:r>
-        <w:rPr>
-          <w:rFonts w:hint="eastAsia"/>
-        </w:rPr>
-        <w:t>導出日報表不分</w:t>
-      </w:r>
-      <w:r>
-        <w:rPr>
-          <w:rFonts w:hint="eastAsia"/>
-        </w:rPr>
-        <w:t>AB</w:t>
-      </w:r>
-    </w:p>
-    <w:p/>
-    <w:p/>
-    <w:p>
-      <w:r>
-        <w:rPr>
-          <w:rFonts w:hint="eastAsia"/>
-        </w:rPr>
-        <w:t>3.</w:t>
-      </w:r>
-      <w:r>
-        <w:rPr>
-          <w:rFonts w:hint="eastAsia"/>
-        </w:rPr>
-        <w:t>新增商品明細的</w:t>
-      </w:r>
-      <w:r>
-        <w:rPr>
-          <w:rFonts w:hint="eastAsia"/>
-        </w:rPr>
-        <w:t>"</w:t>
-      </w:r>
-      <w:proofErr w:type="gramStart"/>
-      <w:r>
-        <w:rPr>
-          <w:rFonts w:hint="eastAsia"/>
-        </w:rPr>
-        <w:t>主貨號</w:t>
-      </w:r>
-      <w:proofErr w:type="gramEnd"/>
-      <w:r>
-        <w:rPr>
-          <w:rFonts w:hint="eastAsia"/>
-        </w:rPr>
-        <w:t>"</w:t>
-      </w:r>
-      <w:r>
-        <w:rPr>
-          <w:rFonts w:hint="eastAsia"/>
-        </w:rPr>
-        <w:t>和</w:t>
-      </w:r>
-      <w:r>
-        <w:rPr>
-          <w:rFonts w:hint="eastAsia"/>
-        </w:rPr>
-        <w:t>"</w:t>
-      </w:r>
-      <w:r>
-        <w:rPr>
-          <w:rFonts w:hint="eastAsia"/>
-        </w:rPr>
-        <w:t>貨號</w:t>
-      </w:r>
-      <w:r>
-        <w:rPr>
-          <w:rFonts w:hint="eastAsia"/>
-        </w:rPr>
-        <w:t>"</w:t>
-      </w:r>
-    </w:p>
-    <w:p>
-      <w:r>
-        <w:rPr>
-          <w:rFonts w:hint="eastAsia"/>
-        </w:rPr>
-        <w:t>-</w:t>
-      </w:r>
-      <w:r>
-        <w:rPr>
-          <w:rFonts w:hint="eastAsia"/>
-        </w:rPr>
-        <w:t>入庫多一</w:t>
-      </w:r>
-      <w:proofErr w:type="gramStart"/>
-      <w:r>
-        <w:rPr>
-          <w:rFonts w:hint="eastAsia"/>
-        </w:rPr>
-        <w:t>欄主貨</w:t>
-      </w:r>
-      <w:proofErr w:type="gramEnd"/>
-      <w:r>
-        <w:rPr>
-          <w:rFonts w:hint="eastAsia"/>
-        </w:rPr>
-        <w:t>號</w:t>
-      </w:r>
-      <w:r>
-        <w:rPr>
-          <w:rFonts w:hint="eastAsia"/>
-        </w:rPr>
-        <w:t>(</w:t>
-      </w:r>
-      <w:r>
-        <w:rPr>
-          <w:rFonts w:hint="eastAsia"/>
-        </w:rPr>
-        <w:t>概念等同目前原本的貨號</w:t>
-      </w:r>
-      <w:r>
-        <w:rPr>
-          <w:rFonts w:hint="eastAsia"/>
-        </w:rPr>
-        <w:t>)</w:t>
-      </w:r>
-    </w:p>
-    <w:p>
-      <w:r>
-        <w:rPr>
-          <w:rFonts w:hint="eastAsia"/>
-        </w:rPr>
-        <w:t>-</w:t>
-      </w:r>
-      <w:r>
-        <w:rPr>
-          <w:rFonts w:hint="eastAsia"/>
-        </w:rPr>
-        <w:t>新的貨號可以參考蝦皮</w:t>
-      </w:r>
-    </w:p>
-    <w:p>
-      <w:r>
-        <w:rPr>
-          <w:rFonts w:hint="eastAsia"/>
-        </w:rPr>
-        <w:t>-</w:t>
-      </w:r>
-      <w:r>
-        <w:rPr>
-          <w:rFonts w:hint="eastAsia"/>
-        </w:rPr>
-        <w:t>對照表依照</w:t>
-      </w:r>
-      <w:r>
-        <w:rPr>
-          <w:rFonts w:hint="eastAsia"/>
-        </w:rPr>
-        <w:t>"</w:t>
-      </w:r>
-      <w:r>
-        <w:rPr>
-          <w:rFonts w:hint="eastAsia"/>
-        </w:rPr>
-        <w:t>貨號</w:t>
-      </w:r>
-      <w:r>
-        <w:rPr>
-          <w:rFonts w:hint="eastAsia"/>
-        </w:rPr>
-        <w:t>"</w:t>
-      </w:r>
-      <w:r>
-        <w:rPr>
-          <w:rFonts w:hint="eastAsia"/>
-        </w:rPr>
-        <w:t>自動匹配商品</w:t>
-      </w:r>
-    </w:p>
-    <w:p/>
-    <w:p>
-      <w:pPr>
-        <w:rPr>
+      <w:pPr>
+        <w:snapToGrid w:val="0"/>
+        <w:spacing w:after="0"/>
+        <w:contextualSpacing/>
+        <w:rPr>
+          <w:rFonts w:ascii="微軟正黑體" w:eastAsia="微軟正黑體" w:hAnsi="微軟正黑體"/>
           <w:strike/>
-        </w:rPr>
-      </w:pPr>
-      <w:r>
-        <w:rPr>
-          <w:rFonts w:hint="eastAsia"/>
+          <w:sz w:val="20"/>
+          <w:szCs w:val="20"/>
+        </w:rPr>
+      </w:pPr>
+      <w:r>
+        <w:rPr>
+          <w:rFonts w:ascii="微軟正黑體" w:eastAsia="微軟正黑體" w:hAnsi="微軟正黑體" w:hint="eastAsia"/>
           <w:strike/>
-        </w:rPr>
-        <w:t>4.</w:t>
-      </w:r>
-      <w:r>
-        <w:rPr>
-          <w:rFonts w:hint="eastAsia"/>
+          <w:sz w:val="20"/>
+          <w:szCs w:val="20"/>
+        </w:rPr>
+        <w:t>1.刪除雅虎平台, 新增mo店/easystore</w:t>
+      </w:r>
+    </w:p>
+    <w:p>
+      <w:pPr>
+        <w:snapToGrid w:val="0"/>
+        <w:spacing w:after="0"/>
+        <w:contextualSpacing/>
+        <w:rPr>
+          <w:rFonts w:ascii="微軟正黑體" w:eastAsia="微軟正黑體" w:hAnsi="微軟正黑體"/>
+          <w:sz w:val="20"/>
+          <w:szCs w:val="20"/>
+        </w:rPr>
+      </w:pPr>
+    </w:p>
+    <w:p>
+      <w:pPr>
+        <w:snapToGrid w:val="0"/>
+        <w:spacing w:after="0"/>
+        <w:contextualSpacing/>
+        <w:rPr>
+          <w:rFonts w:ascii="微軟正黑體" w:eastAsia="微軟正黑體" w:hAnsi="微軟正黑體"/>
+          <w:sz w:val="20"/>
+          <w:szCs w:val="20"/>
+        </w:rPr>
+      </w:pPr>
+      <w:r>
+        <w:rPr>
+          <w:rFonts w:ascii="微軟正黑體" w:eastAsia="微軟正黑體" w:hAnsi="微軟正黑體" w:hint="eastAsia"/>
+          <w:sz w:val="20"/>
+          <w:szCs w:val="20"/>
+        </w:rPr>
+        <w:t>2.刪除分類A/B報表，統一合併為一個報表</w:t>
+      </w:r>
+    </w:p>
+    <w:p>
+      <w:pPr>
+        <w:snapToGrid w:val="0"/>
+        <w:spacing w:after="0"/>
+        <w:contextualSpacing/>
+        <w:rPr>
+          <w:rFonts w:ascii="微軟正黑體" w:eastAsia="微軟正黑體" w:hAnsi="微軟正黑體"/>
+          <w:sz w:val="20"/>
+          <w:szCs w:val="20"/>
+        </w:rPr>
+      </w:pPr>
+      <w:r>
+        <w:rPr>
+          <w:rFonts w:ascii="微軟正黑體" w:eastAsia="微軟正黑體" w:hAnsi="微軟正黑體" w:hint="eastAsia"/>
+          <w:sz w:val="20"/>
+          <w:szCs w:val="20"/>
+        </w:rPr>
+        <w:t>-入庫人可以刪掉</w:t>
+      </w:r>
+    </w:p>
+    <w:p>
+      <w:pPr>
+        <w:snapToGrid w:val="0"/>
+        <w:spacing w:after="0"/>
+        <w:contextualSpacing/>
+        <w:rPr>
+          <w:rFonts w:ascii="微軟正黑體" w:eastAsia="微軟正黑體" w:hAnsi="微軟正黑體"/>
+          <w:sz w:val="20"/>
+          <w:szCs w:val="20"/>
+        </w:rPr>
+      </w:pPr>
+      <w:r>
+        <w:rPr>
+          <w:rFonts w:ascii="微軟正黑體" w:eastAsia="微軟正黑體" w:hAnsi="微軟正黑體" w:hint="eastAsia"/>
+          <w:sz w:val="20"/>
+          <w:szCs w:val="20"/>
+        </w:rPr>
+        <w:t>-出庫的出庫人可刪除 column</w:t>
+      </w:r>
+    </w:p>
+    <w:p>
+      <w:pPr>
+        <w:snapToGrid w:val="0"/>
+        <w:spacing w:after="0"/>
+        <w:contextualSpacing/>
+        <w:rPr>
+          <w:rFonts w:ascii="微軟正黑體" w:eastAsia="微軟正黑體" w:hAnsi="微軟正黑體" w:hint="eastAsia"/>
+          <w:sz w:val="20"/>
+          <w:szCs w:val="20"/>
+        </w:rPr>
+      </w:pPr>
+      <w:r>
+        <w:rPr>
+          <w:rFonts w:ascii="微軟正黑體" w:eastAsia="微軟正黑體" w:hAnsi="微軟正黑體" w:hint="eastAsia"/>
+          <w:sz w:val="20"/>
+          <w:szCs w:val="20"/>
+        </w:rPr>
+        <w:t>-導出日報表不分AB</w:t>
+      </w:r>
+    </w:p>
+    <w:p>
+      <w:pPr>
+        <w:snapToGrid w:val="0"/>
+        <w:spacing w:after="0"/>
+        <w:contextualSpacing/>
+        <w:rPr>
+          <w:rFonts w:ascii="微軟正黑體" w:eastAsia="微軟正黑體" w:hAnsi="微軟正黑體"/>
+          <w:sz w:val="20"/>
+          <w:szCs w:val="20"/>
+        </w:rPr>
+      </w:pPr>
+    </w:p>
+    <w:p>
+      <w:pPr>
+        <w:snapToGrid w:val="0"/>
+        <w:spacing w:after="0"/>
+        <w:contextualSpacing/>
+        <w:rPr>
+          <w:rFonts w:ascii="微軟正黑體" w:eastAsia="微軟正黑體" w:hAnsi="微軟正黑體"/>
+          <w:sz w:val="20"/>
+          <w:szCs w:val="20"/>
+        </w:rPr>
+      </w:pPr>
+      <w:r>
+        <w:rPr>
+          <w:rFonts w:ascii="微軟正黑體" w:eastAsia="微軟正黑體" w:hAnsi="微軟正黑體" w:hint="eastAsia"/>
+          <w:sz w:val="20"/>
+          <w:szCs w:val="20"/>
+        </w:rPr>
+        <w:t>3.新增商品明細的"主貨號"和"貨號"</w:t>
+      </w:r>
+    </w:p>
+    <w:p>
+      <w:pPr>
+        <w:snapToGrid w:val="0"/>
+        <w:spacing w:after="0"/>
+        <w:contextualSpacing/>
+        <w:rPr>
+          <w:rFonts w:ascii="微軟正黑體" w:eastAsia="微軟正黑體" w:hAnsi="微軟正黑體"/>
           <w:strike/>
-        </w:rPr>
-        <w:t>圖表商品清單優化</w:t>
-      </w:r>
-    </w:p>
-    <w:p>
-      <w:pPr>
-        <w:rPr>
+          <w:sz w:val="20"/>
+          <w:szCs w:val="20"/>
+        </w:rPr>
+      </w:pPr>
+      <w:r>
+        <w:rPr>
+          <w:rFonts w:ascii="微軟正黑體" w:eastAsia="微軟正黑體" w:hAnsi="微軟正黑體" w:hint="eastAsia"/>
           <w:strike/>
-        </w:rPr>
-      </w:pPr>
-      <w:r>
-        <w:rPr>
-          <w:rFonts w:hint="eastAsia"/>
+          <w:sz w:val="20"/>
+          <w:szCs w:val="20"/>
+        </w:rPr>
+        <w:t>-入庫多一欄主貨號(概念等同目前原本的貨號)</w:t>
+      </w:r>
+    </w:p>
+    <w:p>
+      <w:pPr>
+        <w:snapToGrid w:val="0"/>
+        <w:spacing w:after="0"/>
+        <w:contextualSpacing/>
+        <w:rPr>
+          <w:rFonts w:ascii="微軟正黑體" w:eastAsia="微軟正黑體" w:hAnsi="微軟正黑體"/>
           <w:strike/>
-        </w:rPr>
-        <w:t>-</w:t>
-      </w:r>
-      <w:r>
-        <w:rPr>
-          <w:rFonts w:hint="eastAsia"/>
+          <w:sz w:val="20"/>
+          <w:szCs w:val="20"/>
+        </w:rPr>
+      </w:pPr>
+      <w:r>
+        <w:rPr>
+          <w:rFonts w:ascii="微軟正黑體" w:eastAsia="微軟正黑體" w:hAnsi="微軟正黑體" w:hint="eastAsia"/>
           <w:strike/>
-        </w:rPr>
-        <w:t>不用分</w:t>
-      </w:r>
-      <w:r>
-        <w:rPr>
-          <w:rFonts w:hint="eastAsia"/>
+          <w:sz w:val="20"/>
+          <w:szCs w:val="20"/>
+        </w:rPr>
+        <w:t>-新的貨號可以參考蝦皮</w:t>
+      </w:r>
+    </w:p>
+    <w:p>
+      <w:pPr>
+        <w:snapToGrid w:val="0"/>
+        <w:spacing w:after="0"/>
+        <w:contextualSpacing/>
+        <w:rPr>
+          <w:rFonts w:ascii="微軟正黑體" w:eastAsia="微軟正黑體" w:hAnsi="微軟正黑體"/>
+          <w:sz w:val="20"/>
+          <w:szCs w:val="20"/>
+        </w:rPr>
+      </w:pPr>
+      <w:r>
+        <w:rPr>
+          <w:rFonts w:ascii="微軟正黑體" w:eastAsia="微軟正黑體" w:hAnsi="微軟正黑體" w:hint="eastAsia"/>
+          <w:sz w:val="20"/>
+          <w:szCs w:val="20"/>
+        </w:rPr>
+        <w:t>-對照表依照"貨號"自動匹配商品</w:t>
+      </w:r>
+    </w:p>
+    <w:p>
+      <w:pPr>
+        <w:snapToGrid w:val="0"/>
+        <w:spacing w:after="0"/>
+        <w:contextualSpacing/>
+        <w:rPr>
+          <w:rFonts w:ascii="微軟正黑體" w:eastAsia="微軟正黑體" w:hAnsi="微軟正黑體"/>
+          <w:sz w:val="20"/>
+          <w:szCs w:val="20"/>
+        </w:rPr>
+      </w:pPr>
+    </w:p>
+    <w:p>
+      <w:pPr>
+        <w:snapToGrid w:val="0"/>
+        <w:spacing w:after="0"/>
+        <w:contextualSpacing/>
+        <w:rPr>
+          <w:rFonts w:ascii="微軟正黑體" w:eastAsia="微軟正黑體" w:hAnsi="微軟正黑體"/>
           <w:strike/>
-        </w:rPr>
-        <w:t>AB</w:t>
-      </w:r>
-    </w:p>
-    <w:p>
-      <w:pPr>
-        <w:rPr>
+          <w:sz w:val="20"/>
+          <w:szCs w:val="20"/>
+        </w:rPr>
+      </w:pPr>
+      <w:r>
+        <w:rPr>
+          <w:rFonts w:ascii="微軟正黑體" w:eastAsia="微軟正黑體" w:hAnsi="微軟正黑體" w:hint="eastAsia"/>
           <w:strike/>
-        </w:rPr>
-      </w:pPr>
-      <w:r>
-        <w:rPr>
-          <w:rFonts w:hint="eastAsia"/>
+          <w:sz w:val="20"/>
+          <w:szCs w:val="20"/>
+        </w:rPr>
+        <w:t>4.圖表商品清單優化</w:t>
+      </w:r>
+    </w:p>
+    <w:p>
+      <w:pPr>
+        <w:snapToGrid w:val="0"/>
+        <w:spacing w:after="0"/>
+        <w:contextualSpacing/>
+        <w:rPr>
+          <w:rFonts w:ascii="微軟正黑體" w:eastAsia="微軟正黑體" w:hAnsi="微軟正黑體"/>
           <w:strike/>
-        </w:rPr>
-        <w:t>-</w:t>
-      </w:r>
-      <w:proofErr w:type="gramStart"/>
-      <w:r>
-        <w:rPr>
-          <w:rFonts w:hint="eastAsia"/>
+          <w:sz w:val="20"/>
+          <w:szCs w:val="20"/>
+        </w:rPr>
+      </w:pPr>
+      <w:r>
+        <w:rPr>
+          <w:rFonts w:ascii="微軟正黑體" w:eastAsia="微軟正黑體" w:hAnsi="微軟正黑體" w:hint="eastAsia"/>
           <w:strike/>
-        </w:rPr>
-        <w:t>主貨號</w:t>
-      </w:r>
-      <w:proofErr w:type="gramEnd"/>
-      <w:r>
-        <w:rPr>
-          <w:rFonts w:hint="eastAsia"/>
+          <w:sz w:val="20"/>
+          <w:szCs w:val="20"/>
+        </w:rPr>
+        <w:t>-不用分AB</w:t>
+      </w:r>
+    </w:p>
+    <w:p>
+      <w:pPr>
+        <w:snapToGrid w:val="0"/>
+        <w:spacing w:after="0"/>
+        <w:contextualSpacing/>
+        <w:rPr>
+          <w:rFonts w:ascii="微軟正黑體" w:eastAsia="微軟正黑體" w:hAnsi="微軟正黑體" w:hint="eastAsia"/>
           <w:strike/>
-        </w:rPr>
-        <w:t>、</w:t>
-      </w:r>
-      <w:proofErr w:type="gramStart"/>
-      <w:r>
-        <w:rPr>
-          <w:rFonts w:hint="eastAsia"/>
+          <w:sz w:val="20"/>
+          <w:szCs w:val="20"/>
+        </w:rPr>
+      </w:pPr>
+      <w:r>
+        <w:rPr>
+          <w:rFonts w:ascii="微軟正黑體" w:eastAsia="微軟正黑體" w:hAnsi="微軟正黑體" w:hint="eastAsia"/>
           <w:strike/>
-        </w:rPr>
-        <w:t>細貨號</w:t>
-      </w:r>
-      <w:proofErr w:type="gramEnd"/>
-      <w:r>
-        <w:rPr>
-          <w:rFonts w:hint="eastAsia"/>
-          <w:strike/>
-        </w:rPr>
-        <w:t>都要能</w:t>
-      </w:r>
-      <w:r>
-        <w:rPr>
-          <w:rFonts w:hint="eastAsia"/>
-          <w:strike/>
-        </w:rPr>
-        <w:t xml:space="preserve"> FILTER</w:t>
-      </w:r>
-    </w:p>
-    <w:p/>
-    <w:p/>
-    <w:p>
-      <w:r>
-        <w:rPr>
-          <w:rFonts w:hint="eastAsia"/>
-        </w:rPr>
-        <w:t>5.</w:t>
-      </w:r>
-      <w:r>
-        <w:rPr>
-          <w:rFonts w:hint="eastAsia"/>
-        </w:rPr>
-        <w:t>刪除促銷組合標籤</w:t>
-      </w:r>
-    </w:p>
-    <w:p>
-      <w:r>
-        <w:rPr>
-          <w:rFonts w:hint="eastAsia"/>
-        </w:rPr>
-        <w:t xml:space="preserve">- </w:t>
-      </w:r>
-      <w:r>
-        <w:rPr>
-          <w:rFonts w:hint="eastAsia"/>
-        </w:rPr>
-        <w:t>有可要確認一下蝦皮商品活動價格</w:t>
-      </w:r>
-      <w:r>
-        <w:rPr>
-          <w:rFonts w:hint="eastAsia"/>
-        </w:rPr>
-        <w:t xml:space="preserve"> (</w:t>
-      </w:r>
-      <w:r>
-        <w:rPr>
-          <w:rFonts w:hint="eastAsia"/>
-        </w:rPr>
-        <w:t>品</w:t>
-      </w:r>
-      <w:r>
-        <w:rPr>
-          <w:rFonts w:hint="eastAsia"/>
-        </w:rPr>
-        <w:t>)</w:t>
-      </w:r>
-      <w:r>
-        <w:rPr>
-          <w:rFonts w:hint="eastAsia"/>
-        </w:rPr>
-        <w:t>的算法要不要條</w:t>
-      </w:r>
-    </w:p>
-    <w:p/>
-    <w:p>
-      <w:r>
-        <w:rPr>
-          <w:rFonts w:hint="eastAsia"/>
-        </w:rPr>
-        <w:t xml:space="preserve">6. </w:t>
-      </w:r>
-      <w:r>
-        <w:rPr>
-          <w:rFonts w:hint="eastAsia"/>
-        </w:rPr>
-        <w:t>刪除</w:t>
-      </w:r>
-    </w:p>
-    <w:p>
-      <w:r>
-        <w:rPr>
-          <w:rFonts w:hint="eastAsia"/>
+          <w:sz w:val="20"/>
+          <w:szCs w:val="20"/>
+        </w:rPr>
+        <w:t>-主貨號、細貨號都要能 FILTER</w:t>
+      </w:r>
+    </w:p>
+    <w:p>
+      <w:pPr>
+        <w:snapToGrid w:val="0"/>
+        <w:spacing w:after="0"/>
+        <w:contextualSpacing/>
+        <w:rPr>
+          <w:rFonts w:ascii="微軟正黑體" w:eastAsia="微軟正黑體" w:hAnsi="微軟正黑體"/>
+          <w:sz w:val="20"/>
+          <w:szCs w:val="20"/>
+        </w:rPr>
+      </w:pPr>
+    </w:p>
+    <w:p>
+      <w:pPr>
+        <w:snapToGrid w:val="0"/>
+        <w:spacing w:after="0"/>
+        <w:contextualSpacing/>
+        <w:rPr>
+          <w:rFonts w:ascii="微軟正黑體" w:eastAsia="微軟正黑體" w:hAnsi="微軟正黑體"/>
+          <w:sz w:val="20"/>
+          <w:szCs w:val="20"/>
+        </w:rPr>
+      </w:pPr>
+      <w:r>
+        <w:rPr>
+          <w:rFonts w:ascii="微軟正黑體" w:eastAsia="微軟正黑體" w:hAnsi="微軟正黑體" w:hint="eastAsia"/>
+          <w:sz w:val="20"/>
+          <w:szCs w:val="20"/>
+        </w:rPr>
+        <w:t>5.刪除促銷組合標籤</w:t>
+      </w:r>
+    </w:p>
+    <w:p>
+      <w:pPr>
+        <w:snapToGrid w:val="0"/>
+        <w:spacing w:after="0"/>
+        <w:contextualSpacing/>
+        <w:rPr>
+          <w:rFonts w:ascii="微軟正黑體" w:eastAsia="微軟正黑體" w:hAnsi="微軟正黑體"/>
+          <w:sz w:val="20"/>
+          <w:szCs w:val="20"/>
+        </w:rPr>
+      </w:pPr>
+      <w:r>
+        <w:rPr>
+          <w:rFonts w:ascii="微軟正黑體" w:eastAsia="微軟正黑體" w:hAnsi="微軟正黑體" w:hint="eastAsia"/>
+          <w:sz w:val="20"/>
+          <w:szCs w:val="20"/>
+        </w:rPr>
+        <w:t>- 有可要確認一下蝦皮商品活動價格 (品)的算法要不要條</w:t>
+      </w:r>
+    </w:p>
+    <w:p>
+      <w:pPr>
+        <w:snapToGrid w:val="0"/>
+        <w:spacing w:after="0"/>
+        <w:contextualSpacing/>
+        <w:rPr>
+          <w:rFonts w:ascii="微軟正黑體" w:eastAsia="微軟正黑體" w:hAnsi="微軟正黑體"/>
+          <w:sz w:val="20"/>
+          <w:szCs w:val="20"/>
+        </w:rPr>
+      </w:pPr>
+    </w:p>
+    <w:p>
+      <w:pPr>
+        <w:snapToGrid w:val="0"/>
+        <w:spacing w:after="0"/>
+        <w:contextualSpacing/>
+        <w:rPr>
+          <w:rFonts w:ascii="微軟正黑體" w:eastAsia="微軟正黑體" w:hAnsi="微軟正黑體"/>
+          <w:sz w:val="20"/>
+          <w:szCs w:val="20"/>
+        </w:rPr>
+      </w:pPr>
+      <w:r>
+        <w:rPr>
+          <w:rFonts w:ascii="微軟正黑體" w:eastAsia="微軟正黑體" w:hAnsi="微軟正黑體" w:hint="eastAsia"/>
+          <w:sz w:val="20"/>
+          <w:szCs w:val="20"/>
+        </w:rPr>
+        <w:t>6. 刪除</w:t>
+      </w:r>
+    </w:p>
+    <w:p>
+      <w:pPr>
+        <w:snapToGrid w:val="0"/>
+        <w:spacing w:after="0"/>
+        <w:contextualSpacing/>
+        <w:rPr>
+          <w:rFonts w:ascii="微軟正黑體" w:eastAsia="微軟正黑體" w:hAnsi="微軟正黑體"/>
+          <w:sz w:val="20"/>
+          <w:szCs w:val="20"/>
+        </w:rPr>
+      </w:pPr>
+      <w:r>
+        <w:rPr>
+          <w:rFonts w:ascii="微軟正黑體" w:eastAsia="微軟正黑體" w:hAnsi="微軟正黑體" w:hint="eastAsia"/>
+          <w:sz w:val="20"/>
+          <w:szCs w:val="20"/>
         </w:rPr>
         <w:tab/>
-      </w:r>
-      <w:r>
-        <w:rPr>
-          <w:rFonts w:hint="eastAsia"/>
-        </w:rPr>
         <w:t>蝦皮</w:t>
       </w:r>
       <w:r>
         <w:rPr>
-          <w:rFonts w:hint="eastAsia"/>
+          <w:rFonts w:ascii="微軟正黑體" w:eastAsia="微軟正黑體" w:hAnsi="微軟正黑體" w:hint="eastAsia"/>
+          <w:sz w:val="20"/>
+          <w:szCs w:val="20"/>
         </w:rPr>
         <w:tab/>
-      </w:r>
-      <w:r>
-        <w:rPr>
-          <w:rFonts w:hint="eastAsia"/>
-        </w:rPr>
         <w:t>雅虎</w:t>
       </w:r>
       <w:r>
         <w:rPr>
-          <w:rFonts w:hint="eastAsia"/>
+          <w:rFonts w:ascii="微軟正黑體" w:eastAsia="微軟正黑體" w:hAnsi="微軟正黑體" w:hint="eastAsia"/>
+          <w:sz w:val="20"/>
+          <w:szCs w:val="20"/>
         </w:rPr>
         <w:tab/>
-      </w:r>
-      <w:r>
-        <w:rPr>
-          <w:rFonts w:hint="eastAsia"/>
-        </w:rPr>
         <w:t>露天</w:t>
       </w:r>
     </w:p>
     <w:p>
-      <w:r>
-        <w:rPr>
-          <w:rFonts w:hint="eastAsia"/>
+      <w:pPr>
+        <w:snapToGrid w:val="0"/>
+        <w:spacing w:after="0"/>
+        <w:contextualSpacing/>
+        <w:rPr>
+          <w:rFonts w:ascii="微軟正黑體" w:eastAsia="微軟正黑體" w:hAnsi="微軟正黑體"/>
+          <w:sz w:val="20"/>
+          <w:szCs w:val="20"/>
+        </w:rPr>
+      </w:pPr>
+      <w:r>
+        <w:rPr>
+          <w:rFonts w:ascii="微軟正黑體" w:eastAsia="微軟正黑體" w:hAnsi="微軟正黑體" w:hint="eastAsia"/>
+          <w:sz w:val="20"/>
+          <w:szCs w:val="20"/>
         </w:rPr>
         <w:t>滿額</w:t>
       </w:r>
-      <w:proofErr w:type="gramStart"/>
-      <w:r>
-        <w:rPr>
-          <w:rFonts w:hint="eastAsia"/>
+      <w:r>
+        <w:rPr>
+          <w:rFonts w:ascii="微軟正黑體" w:eastAsia="微軟正黑體" w:hAnsi="微軟正黑體" w:hint="eastAsia"/>
+          <w:sz w:val="20"/>
+          <w:szCs w:val="20"/>
         </w:rPr>
         <w:tab/>
         <w:t>1000</w:t>
       </w:r>
       <w:r>
         <w:rPr>
-          <w:rFonts w:hint="eastAsia"/>
+          <w:rFonts w:ascii="微軟正黑體" w:eastAsia="微軟正黑體" w:hAnsi="微軟正黑體" w:hint="eastAsia"/>
+          <w:sz w:val="20"/>
+          <w:szCs w:val="20"/>
         </w:rPr>
         <w:tab/>
         <w:t>1000</w:t>
       </w:r>
-      <w:proofErr w:type="gramEnd"/>
-      <w:r>
-        <w:rPr>
-          <w:rFonts w:hint="eastAsia"/>
+      <w:r>
+        <w:rPr>
+          <w:rFonts w:ascii="微軟正黑體" w:eastAsia="微軟正黑體" w:hAnsi="微軟正黑體" w:hint="eastAsia"/>
+          <w:sz w:val="20"/>
+          <w:szCs w:val="20"/>
         </w:rPr>
         <w:tab/>
         <w:t>1000</w:t>
       </w:r>
     </w:p>
     <w:p>
-      <w:r>
-        <w:rPr>
-          <w:rFonts w:hint="eastAsia"/>
-        </w:rPr>
-        <w:lastRenderedPageBreak/>
+      <w:pPr>
+        <w:snapToGrid w:val="0"/>
+        <w:spacing w:after="0"/>
+        <w:contextualSpacing/>
+        <w:rPr>
+          <w:rFonts w:ascii="微軟正黑體" w:eastAsia="微軟正黑體" w:hAnsi="微軟正黑體"/>
+          <w:sz w:val="20"/>
+          <w:szCs w:val="20"/>
+        </w:rPr>
+      </w:pPr>
+      <w:r>
+        <w:rPr>
+          <w:rFonts w:ascii="微軟正黑體" w:eastAsia="微軟正黑體" w:hAnsi="微軟正黑體" w:hint="eastAsia"/>
+          <w:sz w:val="20"/>
+          <w:szCs w:val="20"/>
+        </w:rPr>
         <w:t>折扣</w:t>
       </w:r>
       <w:r>
         <w:rPr>
-          <w:rFonts w:hint="eastAsia"/>
+          <w:rFonts w:ascii="微軟正黑體" w:eastAsia="微軟正黑體" w:hAnsi="微軟正黑體" w:hint="eastAsia"/>
+          <w:sz w:val="20"/>
+          <w:szCs w:val="20"/>
         </w:rPr>
         <w:tab/>
         <w:t>60</w:t>
       </w:r>
       <w:r>
         <w:rPr>
-          <w:rFonts w:hint="eastAsia"/>
+          <w:rFonts w:ascii="微軟正黑體" w:eastAsia="微軟正黑體" w:hAnsi="微軟正黑體" w:hint="eastAsia"/>
+          <w:sz w:val="20"/>
+          <w:szCs w:val="20"/>
         </w:rPr>
         <w:tab/>
         <w:t>60</w:t>
       </w:r>
       <w:r>
         <w:rPr>
-          <w:rFonts w:hint="eastAsia"/>
+          <w:rFonts w:ascii="微軟正黑體" w:eastAsia="微軟正黑體" w:hAnsi="微軟正黑體" w:hint="eastAsia"/>
+          <w:sz w:val="20"/>
+          <w:szCs w:val="20"/>
         </w:rPr>
         <w:tab/>
         <w:t>60</w:t>
       </w:r>
     </w:p>
     <w:p>
-      <w:proofErr w:type="gramStart"/>
-      <w:r>
-        <w:rPr>
-          <w:rFonts w:hint="eastAsia"/>
-        </w:rPr>
-        <w:t>免運、免運</w:t>
-      </w:r>
-      <w:proofErr w:type="gramEnd"/>
-      <w:r>
-        <w:rPr>
-          <w:rFonts w:hint="eastAsia"/>
-        </w:rPr>
-        <w:t>門檻刪除</w:t>
-      </w:r>
-    </w:p>
-    <w:p/>
-    <w:p>
-      <w:r>
-        <w:rPr>
-          <w:rFonts w:hint="eastAsia"/>
-        </w:rPr>
-        <w:t xml:space="preserve">7. </w:t>
-      </w:r>
-      <w:r>
-        <w:rPr>
-          <w:rFonts w:hint="eastAsia"/>
-        </w:rPr>
-        <w:t>對齊最新的</w:t>
-      </w:r>
-      <w:r>
-        <w:rPr>
-          <w:rFonts w:hint="eastAsia"/>
-        </w:rPr>
-        <w:t xml:space="preserve"> COLUMNS</w:t>
-      </w:r>
-    </w:p>
-    <w:p>
-      <w:r>
-        <w:rPr>
-          <w:rFonts w:hint="eastAsia"/>
-        </w:rPr>
-        <w:t xml:space="preserve">8. </w:t>
-      </w:r>
-      <w:r>
-        <w:rPr>
-          <w:rFonts w:hint="eastAsia"/>
-        </w:rPr>
-        <w:t>線下的表格供匯入</w:t>
-      </w:r>
-      <w:r>
-        <w:rPr>
-          <w:rFonts w:hint="eastAsia"/>
-        </w:rPr>
-        <w:t>(</w:t>
-      </w:r>
-      <w:r>
-        <w:rPr>
-          <w:rFonts w:hint="eastAsia"/>
-        </w:rPr>
-        <w:t>日報表、月報表、出庫</w:t>
-      </w:r>
-      <w:r>
-        <w:rPr>
-          <w:rFonts w:hint="eastAsia"/>
-        </w:rPr>
-        <w:t>)</w:t>
-      </w:r>
-    </w:p>
-    <w:p>
-      <w:r>
-        <w:rPr>
-          <w:rFonts w:hint="eastAsia"/>
-        </w:rPr>
-        <w:t xml:space="preserve">9. MOMO </w:t>
-      </w:r>
-      <w:r>
-        <w:rPr>
-          <w:rFonts w:hint="eastAsia"/>
-        </w:rPr>
-        <w:t>相關的可以晚點做</w:t>
-      </w:r>
-    </w:p>
-    <w:p>
-      <w:r>
-        <w:rPr>
-          <w:rFonts w:hint="eastAsia"/>
-        </w:rPr>
-        <w:t xml:space="preserve">10. </w:t>
-      </w:r>
-      <w:r>
-        <w:rPr>
-          <w:rFonts w:hint="eastAsia"/>
-        </w:rPr>
-        <w:t>日月報表的欄位新增等確認</w:t>
-      </w:r>
-    </w:p>
-    <w:p/>
-    <w:p/>
-    <w:p/>
-    <w:p>
-      <w:r>
-        <w:rPr>
-          <w:rFonts w:hint="eastAsia"/>
+      <w:pPr>
+        <w:snapToGrid w:val="0"/>
+        <w:spacing w:after="0"/>
+        <w:contextualSpacing/>
+        <w:rPr>
+          <w:rFonts w:ascii="微軟正黑體" w:eastAsia="微軟正黑體" w:hAnsi="微軟正黑體"/>
+          <w:sz w:val="20"/>
+          <w:szCs w:val="20"/>
+        </w:rPr>
+      </w:pPr>
+      <w:r>
+        <w:rPr>
+          <w:rFonts w:ascii="微軟正黑體" w:eastAsia="微軟正黑體" w:hAnsi="微軟正黑體" w:hint="eastAsia"/>
+          <w:sz w:val="20"/>
+          <w:szCs w:val="20"/>
+        </w:rPr>
+        <w:t>免運、免運門檻刪除</w:t>
+      </w:r>
+    </w:p>
+    <w:p>
+      <w:pPr>
+        <w:snapToGrid w:val="0"/>
+        <w:spacing w:after="0"/>
+        <w:contextualSpacing/>
+        <w:rPr>
+          <w:rFonts w:ascii="微軟正黑體" w:eastAsia="微軟正黑體" w:hAnsi="微軟正黑體"/>
+          <w:sz w:val="20"/>
+          <w:szCs w:val="20"/>
+        </w:rPr>
+      </w:pPr>
+    </w:p>
+    <w:p>
+      <w:pPr>
+        <w:snapToGrid w:val="0"/>
+        <w:spacing w:after="0"/>
+        <w:contextualSpacing/>
+        <w:rPr>
+          <w:rFonts w:ascii="微軟正黑體" w:eastAsia="微軟正黑體" w:hAnsi="微軟正黑體"/>
+          <w:sz w:val="20"/>
+          <w:szCs w:val="20"/>
+        </w:rPr>
+      </w:pPr>
+      <w:r>
+        <w:rPr>
+          <w:rFonts w:ascii="微軟正黑體" w:eastAsia="微軟正黑體" w:hAnsi="微軟正黑體" w:hint="eastAsia"/>
+          <w:sz w:val="20"/>
+          <w:szCs w:val="20"/>
+        </w:rPr>
+        <w:t>7. 對齊最新的 COLUMNS</w:t>
+      </w:r>
+    </w:p>
+    <w:p>
+      <w:pPr>
+        <w:snapToGrid w:val="0"/>
+        <w:spacing w:after="0"/>
+        <w:contextualSpacing/>
+        <w:rPr>
+          <w:rFonts w:ascii="微軟正黑體" w:eastAsia="微軟正黑體" w:hAnsi="微軟正黑體"/>
+          <w:sz w:val="20"/>
+          <w:szCs w:val="20"/>
+        </w:rPr>
+      </w:pPr>
+      <w:r>
+        <w:rPr>
+          <w:rFonts w:ascii="微軟正黑體" w:eastAsia="微軟正黑體" w:hAnsi="微軟正黑體" w:hint="eastAsia"/>
+          <w:sz w:val="20"/>
+          <w:szCs w:val="20"/>
+        </w:rPr>
+        <w:t>8. 線下的表格供匯入(日報表、月報表、出庫)</w:t>
+      </w:r>
+    </w:p>
+    <w:p>
+      <w:pPr>
+        <w:snapToGrid w:val="0"/>
+        <w:spacing w:after="0"/>
+        <w:contextualSpacing/>
+        <w:rPr>
+          <w:rFonts w:ascii="微軟正黑體" w:eastAsia="微軟正黑體" w:hAnsi="微軟正黑體"/>
+          <w:sz w:val="20"/>
+          <w:szCs w:val="20"/>
+        </w:rPr>
+      </w:pPr>
+      <w:r>
+        <w:rPr>
+          <w:rFonts w:ascii="微軟正黑體" w:eastAsia="微軟正黑體" w:hAnsi="微軟正黑體" w:hint="eastAsia"/>
+          <w:sz w:val="20"/>
+          <w:szCs w:val="20"/>
+        </w:rPr>
+        <w:t>9. MOMO 相關的可以晚點做</w:t>
+      </w:r>
+    </w:p>
+    <w:p>
+      <w:pPr>
+        <w:snapToGrid w:val="0"/>
+        <w:spacing w:after="0"/>
+        <w:contextualSpacing/>
+        <w:rPr>
+          <w:rFonts w:ascii="微軟正黑體" w:eastAsia="微軟正黑體" w:hAnsi="微軟正黑體"/>
+          <w:sz w:val="20"/>
+          <w:szCs w:val="20"/>
+        </w:rPr>
+      </w:pPr>
+      <w:r>
+        <w:rPr>
+          <w:rFonts w:ascii="微軟正黑體" w:eastAsia="微軟正黑體" w:hAnsi="微軟正黑體" w:hint="eastAsia"/>
+          <w:sz w:val="20"/>
+          <w:szCs w:val="20"/>
+        </w:rPr>
+        <w:t>10. 日月報表的欄位新增等確認</w:t>
+      </w:r>
+    </w:p>
+    <w:p>
+      <w:pPr>
+        <w:snapToGrid w:val="0"/>
+        <w:spacing w:after="0"/>
+        <w:contextualSpacing/>
+        <w:rPr>
+          <w:rFonts w:ascii="微軟正黑體" w:eastAsia="微軟正黑體" w:hAnsi="微軟正黑體" w:hint="eastAsia"/>
+          <w:sz w:val="20"/>
+          <w:szCs w:val="20"/>
+        </w:rPr>
+      </w:pPr>
+      <w:r>
+        <w:rPr>
+          <w:rFonts w:ascii="微軟正黑體" w:eastAsia="微軟正黑體" w:hAnsi="微軟正黑體" w:hint="eastAsia"/>
+          <w:sz w:val="20"/>
+          <w:szCs w:val="20"/>
+        </w:rPr>
+        <w:t xml:space="preserve">11. </w:t>
+      </w:r>
+      <w:r>
+        <w:rPr>
+          <w:rFonts w:ascii="微軟正黑體" w:eastAsia="微軟正黑體" w:hAnsi="微軟正黑體" w:hint="eastAsia"/>
+          <w:sz w:val="20"/>
+          <w:szCs w:val="20"/>
+        </w:rPr>
+        <w:t>data 下的資料洗0</w:t>
+      </w:r>
+    </w:p>
+    <w:p>
+      <w:pPr>
+        <w:snapToGrid w:val="0"/>
+        <w:spacing w:after="0"/>
+        <w:contextualSpacing/>
+        <w:rPr>
+          <w:rFonts w:ascii="微軟正黑體" w:eastAsia="微軟正黑體" w:hAnsi="微軟正黑體" w:hint="eastAsia"/>
+          <w:sz w:val="20"/>
+          <w:szCs w:val="20"/>
+        </w:rPr>
+      </w:pPr>
+    </w:p>
+    <w:p>
+      <w:pPr>
+        <w:snapToGrid w:val="0"/>
+        <w:spacing w:after="0"/>
+        <w:contextualSpacing/>
+        <w:rPr>
+          <w:rFonts w:ascii="微軟正黑體" w:eastAsia="微軟正黑體" w:hAnsi="微軟正黑體"/>
+          <w:sz w:val="20"/>
+          <w:szCs w:val="20"/>
+        </w:rPr>
+      </w:pPr>
+      <w:r>
+        <w:rPr>
+          <w:rFonts w:ascii="微軟正黑體" w:eastAsia="微軟正黑體" w:hAnsi="微軟正黑體" w:hint="eastAsia"/>
+          <w:sz w:val="20"/>
+          <w:szCs w:val="20"/>
         </w:rPr>
         <w:t>密碼</w:t>
       </w:r>
     </w:p>
     <w:p>
-      <w:r>
+      <w:pPr>
+        <w:snapToGrid w:val="0"/>
+        <w:spacing w:after="0"/>
+        <w:contextualSpacing/>
+        <w:rPr>
+          <w:rFonts w:ascii="微軟正黑體" w:eastAsia="微軟正黑體" w:hAnsi="微軟正黑體"/>
+          <w:sz w:val="20"/>
+          <w:szCs w:val="20"/>
+        </w:rPr>
+      </w:pPr>
+      <w:r>
+        <w:rPr>
+          <w:rFonts w:ascii="微軟正黑體" w:eastAsia="微軟正黑體" w:hAnsi="微軟正黑體"/>
+          <w:sz w:val="20"/>
+          <w:szCs w:val="20"/>
+        </w:rPr>
         <w:t>MOMO:</w:t>
       </w:r>
-    </w:p>
-    <w:p>
-      <w:r>
+      <w:r>
+        <w:rPr>
+          <w:rFonts w:ascii="微軟正黑體" w:eastAsia="微軟正黑體" w:hAnsi="微軟正黑體" w:hint="eastAsia"/>
+          <w:sz w:val="20"/>
+          <w:szCs w:val="20"/>
+        </w:rPr>
+        <w:t xml:space="preserve">  </w:t>
+      </w:r>
+      <w:r>
+        <w:rPr>
+          <w:rFonts w:ascii="微軟正黑體" w:eastAsia="微軟正黑體" w:hAnsi="微軟正黑體"/>
+          <w:sz w:val="20"/>
+          <w:szCs w:val="20"/>
+        </w:rPr>
         <w:t>87150737</w:t>
       </w:r>
     </w:p>
     <w:p>
-      <w:r>
-        <w:rPr>
-          <w:rFonts w:hint="eastAsia"/>
-        </w:rPr>
-        <w:t>蝦皮</w:t>
-      </w:r>
-      <w:r>
-        <w:rPr>
-          <w:rFonts w:hint="eastAsia"/>
-        </w:rPr>
-        <w:t>:</w:t>
-      </w:r>
-    </w:p>
-    <w:p>
-      <w:r>
+      <w:pPr>
+        <w:snapToGrid w:val="0"/>
+        <w:spacing w:after="0"/>
+        <w:contextualSpacing/>
+        <w:rPr>
+          <w:rFonts w:ascii="微軟正黑體" w:eastAsia="微軟正黑體" w:hAnsi="微軟正黑體"/>
+          <w:sz w:val="20"/>
+          <w:szCs w:val="20"/>
+        </w:rPr>
+      </w:pPr>
+      <w:r>
+        <w:rPr>
+          <w:rFonts w:ascii="微軟正黑體" w:eastAsia="微軟正黑體" w:hAnsi="微軟正黑體" w:hint="eastAsia"/>
+          <w:sz w:val="20"/>
+          <w:szCs w:val="20"/>
+        </w:rPr>
+        <w:t>蝦皮:</w:t>
+      </w:r>
+      <w:r>
+        <w:rPr>
+          <w:rFonts w:ascii="微軟正黑體" w:eastAsia="微軟正黑體" w:hAnsi="微軟正黑體" w:hint="eastAsia"/>
+          <w:sz w:val="20"/>
+          <w:szCs w:val="20"/>
+        </w:rPr>
+        <w:t xml:space="preserve">     </w:t>
+      </w:r>
+      <w:r>
+        <w:rPr>
+          <w:rFonts w:ascii="微軟正黑體" w:eastAsia="微軟正黑體" w:hAnsi="微軟正黑體"/>
+          <w:sz w:val="20"/>
+          <w:szCs w:val="20"/>
+        </w:rPr>
         <w:t>030812</w:t>
       </w:r>
     </w:p>
